--- a/OOAD JAVA  assignment.docx
+++ b/OOAD JAVA  assignment.docx
@@ -1104,7 +1104,6 @@
         </w:rPr>
         <w:t xml:space="preserve"> and transaction data must be stored </w:t>
       </w:r>
-      <w:proofErr w:type="spellStart"/>
       <w:r>
         <w:rPr>
           <w:sz w:val="28"/>
@@ -1114,22 +1113,27 @@
       </w:r>
       <w:r>
         <w:rPr>
-          <w:b/>
-          <w:bCs/>
-          <w:sz w:val="24"/>
-          <w:szCs w:val="24"/>
-        </w:rPr>
-        <w:t>NON</w:t>
-      </w:r>
-      <w:proofErr w:type="spellEnd"/>
-      <w:r>
-        <w:rPr>
-          <w:b/>
-          <w:bCs/>
-          <w:sz w:val="24"/>
-          <w:szCs w:val="24"/>
-        </w:rPr>
-        <w:t>-FUNCTIONAL REQUIREMENTS</w:t>
+          <w:sz w:val="28"/>
+          <w:szCs w:val="28"/>
+        </w:rPr>
+        <w:t xml:space="preserve"> </w:t>
+      </w:r>
+    </w:p>
+    <w:p>
+      <w:pPr>
+        <w:rPr>
+          <w:sz w:val="28"/>
+          <w:szCs w:val="28"/>
+        </w:rPr>
+      </w:pPr>
+      <w:r>
+        <w:rPr>
+          <w:b/>
+          <w:bCs/>
+          <w:sz w:val="24"/>
+          <w:szCs w:val="24"/>
+        </w:rPr>
+        <w:t>NON-FUNCTIONAL REQUIREMENTS</w:t>
       </w:r>
     </w:p>
     <w:p>
